--- a/app/dogovor-grandis.docx
+++ b/app/dogovor-grandis.docx
@@ -464,17 +464,17 @@
           <w:sz w:val="20"/>
           <w:szCs w:val="20"/>
         </w:rPr>
-        <w:t xml:space="preserve">2 200 000 (два миллиона двести тысяч) тенге</w:t>
-      </w:r>
-      <w:r>
-        <w:rPr>
-          <w:rFonts w:ascii="Arial" w:cs="Arial" w:eastAsia="Arial" w:hAnsi="Arial"/>
-          <w:b w:val="false"/>
-          <w:bCs w:val="false"/>
-          <w:sz w:val="20"/>
-          <w:szCs w:val="20"/>
-        </w:rPr>
-        <w:t xml:space="preserve">. Цена фиксированная и не изменяется в течение действия Договора, кроме случаев раздела 9.</w:t>
+        <w:t xml:space="preserve">1 980 000 (один миллион девятьсот восемьдесят тысяч) тенге</w:t>
+      </w:r>
+      <w:r>
+        <w:rPr>
+          <w:rFonts w:ascii="Arial" w:cs="Arial" w:eastAsia="Arial" w:hAnsi="Arial"/>
+          <w:b w:val="false"/>
+          <w:bCs w:val="false"/>
+          <w:sz w:val="20"/>
+          <w:szCs w:val="20"/>
+        </w:rPr>
+        <w:t xml:space="preserve"> с учётом скидки 10% (220 000 тенге), предоставленной Заказчику за оперативное принятие решения и заключение Договора. Стоимость без скидки — 2 200 000 тенге. Цена фиксированная и не изменяется в течение действия Договора, кроме случаев раздела 9.</w:t>
       </w:r>
     </w:p>
     <w:p>
@@ -780,7 +780,7 @@
                 <w:sz w:val="18"/>
                 <w:szCs w:val="18"/>
               </w:rPr>
-              <w:t xml:space="preserve">220 000</w:t>
+              <w:t xml:space="preserve">198 000</w:t>
             </w:r>
           </w:p>
         </w:tc>
@@ -890,7 +890,7 @@
                 <w:sz w:val="18"/>
                 <w:szCs w:val="18"/>
               </w:rPr>
-              <w:t xml:space="preserve">990 000</w:t>
+              <w:t xml:space="preserve">891 000</w:t>
             </w:r>
           </w:p>
         </w:tc>
@@ -1000,7 +1000,7 @@
                 <w:sz w:val="18"/>
                 <w:szCs w:val="18"/>
               </w:rPr>
-              <w:t xml:space="preserve">990 000</w:t>
+              <w:t xml:space="preserve">891 000</w:t>
             </w:r>
           </w:p>
         </w:tc>
@@ -1113,7 +1113,7 @@
                 <w:sz w:val="18"/>
                 <w:szCs w:val="18"/>
               </w:rPr>
-              <w:t xml:space="preserve">2 200 000</w:t>
+              <w:t xml:space="preserve">1 980 000</w:t>
             </w:r>
           </w:p>
         </w:tc>
@@ -5164,6 +5164,152 @@
         <w:tc>
           <w:tcPr>
             <w:tcW w:type="dxa" w:w="5976"/>
+            <w:tcMar>
+              <w:top w:type="dxa" w:w="60"/>
+              <w:left w:type="dxa" w:w="90"/>
+              <w:bottom w:type="dxa" w:w="60"/>
+              <w:right w:type="dxa" w:w="90"/>
+            </w:tcMar>
+          </w:tcPr>
+          <w:p>
+            <w:pPr>
+              <w:spacing w:after="0" w:before="0" w:line="264"/>
+              <w:jc w:val="left"/>
+            </w:pPr>
+            <w:r>
+              <w:rPr>
+                <w:rFonts w:ascii="Arial" w:cs="Arial" w:eastAsia="Arial" w:hAnsi="Arial"/>
+                <w:b w:val="false"/>
+                <w:bCs w:val="false"/>
+                <w:sz w:val="18"/>
+                <w:szCs w:val="18"/>
+              </w:rPr>
+              <w:t xml:space="preserve">Итого без скидки</w:t>
+            </w:r>
+          </w:p>
+        </w:tc>
+        <w:tc>
+          <w:tcPr>
+            <w:tcW w:type="dxa" w:w="1349"/>
+            <w:tcMar>
+              <w:top w:type="dxa" w:w="60"/>
+              <w:left w:type="dxa" w:w="90"/>
+              <w:bottom w:type="dxa" w:w="60"/>
+              <w:right w:type="dxa" w:w="90"/>
+            </w:tcMar>
+          </w:tcPr>
+          <w:p>
+            <w:pPr>
+              <w:spacing w:after="0" w:before="0" w:line="264"/>
+              <w:jc w:val="left"/>
+            </w:pPr>
+          </w:p>
+        </w:tc>
+        <w:tc>
+          <w:tcPr>
+            <w:tcW w:type="dxa" w:w="2313"/>
+            <w:tcMar>
+              <w:top w:type="dxa" w:w="60"/>
+              <w:left w:type="dxa" w:w="90"/>
+              <w:bottom w:type="dxa" w:w="60"/>
+              <w:right w:type="dxa" w:w="90"/>
+            </w:tcMar>
+          </w:tcPr>
+          <w:p>
+            <w:pPr>
+              <w:spacing w:after="0" w:before="0" w:line="264"/>
+              <w:jc w:val="right"/>
+            </w:pPr>
+            <w:r>
+              <w:rPr>
+                <w:rFonts w:ascii="Arial" w:cs="Arial" w:eastAsia="Arial" w:hAnsi="Arial"/>
+                <w:b w:val="false"/>
+                <w:bCs w:val="false"/>
+                <w:sz w:val="18"/>
+                <w:szCs w:val="18"/>
+              </w:rPr>
+              <w:t xml:space="preserve">2 200 000</w:t>
+            </w:r>
+          </w:p>
+        </w:tc>
+      </w:tr>
+      <w:tr>
+        <w:tc>
+          <w:tcPr>
+            <w:tcW w:type="dxa" w:w="5976"/>
+            <w:tcMar>
+              <w:top w:type="dxa" w:w="60"/>
+              <w:left w:type="dxa" w:w="90"/>
+              <w:bottom w:type="dxa" w:w="60"/>
+              <w:right w:type="dxa" w:w="90"/>
+            </w:tcMar>
+          </w:tcPr>
+          <w:p>
+            <w:pPr>
+              <w:spacing w:after="0" w:before="0" w:line="264"/>
+              <w:jc w:val="left"/>
+            </w:pPr>
+            <w:r>
+              <w:rPr>
+                <w:rFonts w:ascii="Arial" w:cs="Arial" w:eastAsia="Arial" w:hAnsi="Arial"/>
+                <w:b w:val="false"/>
+                <w:bCs w:val="false"/>
+                <w:sz w:val="18"/>
+                <w:szCs w:val="18"/>
+              </w:rPr>
+              <w:t xml:space="preserve">Скидка 10% за оперативное заключение Договора</w:t>
+            </w:r>
+          </w:p>
+        </w:tc>
+        <w:tc>
+          <w:tcPr>
+            <w:tcW w:type="dxa" w:w="1349"/>
+            <w:tcMar>
+              <w:top w:type="dxa" w:w="60"/>
+              <w:left w:type="dxa" w:w="90"/>
+              <w:bottom w:type="dxa" w:w="60"/>
+              <w:right w:type="dxa" w:w="90"/>
+            </w:tcMar>
+          </w:tcPr>
+          <w:p>
+            <w:pPr>
+              <w:spacing w:after="0" w:before="0" w:line="264"/>
+              <w:jc w:val="left"/>
+            </w:pPr>
+          </w:p>
+        </w:tc>
+        <w:tc>
+          <w:tcPr>
+            <w:tcW w:type="dxa" w:w="2313"/>
+            <w:tcMar>
+              <w:top w:type="dxa" w:w="60"/>
+              <w:left w:type="dxa" w:w="90"/>
+              <w:bottom w:type="dxa" w:w="60"/>
+              <w:right w:type="dxa" w:w="90"/>
+            </w:tcMar>
+          </w:tcPr>
+          <w:p>
+            <w:pPr>
+              <w:spacing w:after="0" w:before="0" w:line="264"/>
+              <w:jc w:val="right"/>
+            </w:pPr>
+            <w:r>
+              <w:rPr>
+                <w:rFonts w:ascii="Arial" w:cs="Arial" w:eastAsia="Arial" w:hAnsi="Arial"/>
+                <w:b w:val="false"/>
+                <w:bCs w:val="false"/>
+                <w:sz w:val="18"/>
+                <w:szCs w:val="18"/>
+              </w:rPr>
+              <w:t xml:space="preserve">−220 000</w:t>
+            </w:r>
+          </w:p>
+        </w:tc>
+      </w:tr>
+      <w:tr>
+        <w:tc>
+          <w:tcPr>
+            <w:tcW w:type="dxa" w:w="5976"/>
             <w:shd w:fill="F3F5F7" w:color="auto" w:val="clear"/>
             <w:tcMar>
               <w:top w:type="dxa" w:w="60"/>
@@ -5185,7 +5331,7 @@
                 <w:sz w:val="18"/>
                 <w:szCs w:val="18"/>
               </w:rPr>
-              <w:t xml:space="preserve">Итого</w:t>
+              <w:t xml:space="preserve">Итого по Договору</w:t>
             </w:r>
           </w:p>
         </w:tc>
@@ -5231,7 +5377,7 @@
                 <w:sz w:val="18"/>
                 <w:szCs w:val="18"/>
               </w:rPr>
-              <w:t xml:space="preserve">2 200 000</w:t>
+              <w:t xml:space="preserve">1 980 000</w:t>
             </w:r>
           </w:p>
         </w:tc>
@@ -5495,7 +5641,7 @@
           <w:sz w:val="20"/>
           <w:szCs w:val="20"/>
         </w:rPr>
-        <w:t xml:space="preserve">Стоимость — 2 200 000 тенге, без НДС</w:t>
+        <w:t xml:space="preserve">Стоимость — 1 980 000 тенге с учётом скидки 10%, без НДС</w:t>
       </w:r>
     </w:p>
     <w:tbl>
@@ -5767,7 +5913,7 @@
                 <w:sz w:val="18"/>
                 <w:szCs w:val="18"/>
               </w:rPr>
-              <w:t xml:space="preserve">220 000</w:t>
+              <w:t xml:space="preserve">198 000</w:t>
             </w:r>
           </w:p>
         </w:tc>
@@ -5904,7 +6050,7 @@
                 <w:sz w:val="18"/>
                 <w:szCs w:val="18"/>
               </w:rPr>
-              <w:t xml:space="preserve">990 000</w:t>
+              <w:t xml:space="preserve">891 000</w:t>
             </w:r>
           </w:p>
         </w:tc>
@@ -6041,7 +6187,7 @@
                 <w:sz w:val="18"/>
                 <w:szCs w:val="18"/>
               </w:rPr>
-              <w:t xml:space="preserve">990 000</w:t>
+              <w:t xml:space="preserve">891 000</w:t>
             </w:r>
           </w:p>
         </w:tc>
@@ -6172,7 +6318,7 @@
                 <w:sz w:val="18"/>
                 <w:szCs w:val="18"/>
               </w:rPr>
-              <w:t xml:space="preserve">2 200 000</w:t>
+              <w:t xml:space="preserve">1 980 000</w:t>
             </w:r>
           </w:p>
         </w:tc>
